--- a/eng/docx/05.content.docx
+++ b/eng/docx/05.content.docx
@@ -19,7 +19,7 @@
         <w:rPr>
           <w:lang w:val="en_US" w:bidi="en_US"/>
         </w:rPr>
-        <w:t>Resource: Study Notes - Book Intros (Tyndale)</w:t>
+        <w:t>Resource: Tyndale Open Study Notes</w:t>
       </w:r>
       <w:r>
         <w:rPr>
@@ -112,7 +112,7 @@
         <w:rPr>
           <w:lang w:val="en_US" w:bidi="en_US"/>
         </w:rPr>
-        <w:t>Study Notes - Book Intros (Tyndale)</w:t>
+        <w:t>Tyndale Open Study Notes</w:t>
       </w:r>
     </w:p>
     <w:p>

--- a/eng/docx/05.content.docx
+++ b/eng/docx/05.content.docx
@@ -231,7 +231,7 @@
         <w:rPr>
           <w:lang w:val="en_US" w:bidi="en_US"/>
         </w:rPr>
-        <w:t>God first revealed Israel’s national “constitution” to Moses at Sinai (</w:t>
+        <w:t>God first revealed Israel's national "constitution" (the basic laws that guided the nation) to Moses at Mount Sinai (</w:t>
       </w:r>
       <w:hyperlink r:id="rId13">
         <w:r>
@@ -242,25 +242,14 @@
             <w:color w:val="0000EE"/>
             <w:u w:val="single"/>
           </w:rPr>
-          <w:t>Exod 20–23</w:t>
+          <w:t>Exodus 20–23</w:t>
         </w:r>
       </w:hyperlink>
       <w:r>
         <w:rPr>
           <w:lang w:val="en_US" w:bidi="en_US"/>
         </w:rPr>
-        <w:t>). The great leader Moses was now about to die. God had appointed a younger man, Joshua, to replace Moses, but he was not yet fully tested. Israel had been rescued from slavery in Egypt and miraculously preserved through forty years of wandering in the wilderness. The Israelites now stood on the verge of entering the land promised to them, but it was inhabited by powerful and hostile enemies. Although God had been faithful in the past, the future seemed uncertain. Deuteronomy is the account of Israel’s covenant with God renewed—a covenant that would guide Israel to God’s blessings throughout the remainder of their history as a nation.</w:t>
-      </w:r>
-    </w:p>
-    <w:p>
-      <w:pPr>
-        <w:pStyle w:val="Heading2"/>
-      </w:pPr>
-      <w:r>
-        <w:rPr>
-          <w:lang w:val="en_US" w:bidi="en_US"/>
-        </w:rPr>
-        <w:t>Setting</w:t>
+        <w:t>). Now Moses, Israel's great leader, was about to die. God had chosen a younger man, Joshua, to take his place, but Joshua had not yet been fully tested as a leader.</w:t>
       </w:r>
     </w:p>
     <w:p>
@@ -274,7 +263,7 @@
         <w:rPr>
           <w:lang w:val="en_US" w:bidi="en_US"/>
         </w:rPr>
-        <w:t>Forty years after their exodus from Egypt, the Israelites arrived at the plains of Moab, just across the Jordan River from Jericho. After four decades of wandering, they were poised to cross the Jordan, conquer the Canaanite nations, and settle their land in fulfillment of God’s promises to Abraham. First, however, God would renew his covenant with them.</w:t>
+        <w:t>God had rescued Israel from slavery in Egypt and had miraculously cared for them during 40 years in the wilderness. The Israelites were now ready to enter the land God had promised them. However, powerful enemies already lived there and would oppose them.</w:t>
       </w:r>
     </w:p>
     <w:p>
@@ -288,25 +277,7 @@
         <w:rPr>
           <w:lang w:val="en_US" w:bidi="en_US"/>
         </w:rPr>
-        <w:t>Moses was aware that he would die before leading his people to their destination. So, prior to his death, he needed to remind the people of the terms of the covenant that God had revealed to him. The initial covenant, suitable for Israel while en route to Canaan, had been made thirty-eight years earlier at Sinai (</w:t>
-      </w:r>
-      <w:hyperlink r:id="rId14">
-        <w:r>
-          <w:rPr>
-            <w:lang w:val="en_US" w:bidi="en_US"/>
-          </w:rPr>
-          <w:rPr>
-            <w:color w:val="0000EE"/>
-            <w:u w:val="single"/>
-          </w:rPr>
-          <w:t>Exod 19–24</w:t>
-        </w:r>
-      </w:hyperlink>
-      <w:r>
-        <w:rPr>
-          <w:lang w:val="en_US" w:bidi="en_US"/>
-        </w:rPr>
-        <w:t>). Now, in anticipation of Israel’s establishment as a settled community, the original covenant must be restated and enlarged. The book of Deuteronomy is this restatement.</w:t>
+        <w:t>God had been faithful to Israel in the past, but the future still seemed uncertain. Deuteronomy tells how Israel renewed its covenant (binding agreement) with God. This covenant would guide the nation and lead them to God's blessings throughout the rest of their history.</w:t>
       </w:r>
     </w:p>
     <w:p>
@@ -317,7 +288,7 @@
         <w:rPr>
           <w:lang w:val="en_US" w:bidi="en_US"/>
         </w:rPr>
-        <w:t>Summary</w:t>
+        <w:t>Setting</w:t>
       </w:r>
     </w:p>
     <w:p>
@@ -331,7 +302,7 @@
         <w:rPr>
           <w:lang w:val="en_US" w:bidi="en_US"/>
         </w:rPr>
-        <w:t>Deuteronomy is Moses’ farewell address to the tribes of Israel. The book includes narratives, exhortations, warnings, instructions, and promises of blessings or curses in relation to Israel’s faithfulness. Deuteronomy is composed as a treaty text, using elements common to covenants between nations. It is similar to other treaties known from ancient Near Eastern sources, particularly from Hittite archives. Moses thus communicates God’s purposes to Israel in a familiar literary and legal form.</w:t>
+        <w:t>Forty years after leaving Egypt, the Israelites arrived at the plains of Moab, across the Jordan River from Jericho. After 40 years in the wilderness, they were ready to cross the Jordan River, defeat the Canaanite nations, and settle in the land God had promised to Abraham. Before this happened, however, God would renew his covenant with them.</w:t>
       </w:r>
     </w:p>
     <w:p>
@@ -345,7 +316,7 @@
         <w:rPr>
           <w:lang w:val="en_US" w:bidi="en_US"/>
         </w:rPr>
-        <w:t>The formal structures of Deuteronomy yield a great deal of insight into the theological nature of the book. As a covenant text, it underscores the seriousness of God’s promises and of Israel’s need (as the covenant partner) to obey the terms of the treaty so that God can fulfill his promises. As a farewell speech, it is rooted in a historical and geographical setting.</w:t>
+        <w:t>Moses knew that he would die before leading the Israelites into the land God had promised them. Before his death, he needed to remind the people of the covenant that God had given through him.</w:t>
       </w:r>
     </w:p>
     <w:p>
@@ -359,7 +330,120 @@
         <w:rPr>
           <w:lang w:val="en_US" w:bidi="en_US"/>
         </w:rPr>
-        <w:t>The following outline reflects the analysis of Deuteronomy as a covenant document:</w:t>
+        <w:t>God had first made this covenant with Israel 38 years earlier at Mount Sinai (</w:t>
+      </w:r>
+      <w:hyperlink r:id="rId14">
+        <w:r>
+          <w:rPr>
+            <w:lang w:val="en_US" w:bidi="en_US"/>
+          </w:rPr>
+          <w:rPr>
+            <w:color w:val="0000EE"/>
+            <w:u w:val="single"/>
+          </w:rPr>
+          <w:t>Exodus 19–24</w:t>
+        </w:r>
+      </w:hyperlink>
+      <w:r>
+        <w:rPr>
+          <w:lang w:val="en_US" w:bidi="en_US"/>
+        </w:rPr>
+        <w:t>), when the people were on their way to Canaan. Now Israel was about to become a settled nation in its own land. Because of this, the covenant needed to be restated and expanded.</w:t>
+      </w:r>
+    </w:p>
+    <w:p>
+      <w:pPr/>
+      <w:r>
+        <w:rPr>
+          <w:lang w:val="en_US" w:bidi="en_US"/>
+        </w:rPr>
+      </w:r>
+      <w:r>
+        <w:rPr>
+          <w:lang w:val="en_US" w:bidi="en_US"/>
+        </w:rPr>
+        <w:t>The book of Deuteronomy is this restatement of the covenant.</w:t>
+      </w:r>
+    </w:p>
+    <w:p>
+      <w:pPr>
+        <w:pStyle w:val="Heading2"/>
+      </w:pPr>
+      <w:r>
+        <w:rPr>
+          <w:lang w:val="en_US" w:bidi="en_US"/>
+        </w:rPr>
+        <w:t>Summary</w:t>
+      </w:r>
+    </w:p>
+    <w:p>
+      <w:pPr/>
+      <w:r>
+        <w:rPr>
+          <w:lang w:val="en_US" w:bidi="en_US"/>
+        </w:rPr>
+      </w:r>
+      <w:r>
+        <w:rPr>
+          <w:lang w:val="en_US" w:bidi="en_US"/>
+        </w:rPr>
+        <w:t>Deuteronomy records the final message from Moses to the tribes of Israel. The book contains stories, appeals, warnings, instructions, and promises of blessings or curses based on whether Israel remains faithful to God.</w:t>
+      </w:r>
+    </w:p>
+    <w:p>
+      <w:pPr/>
+      <w:r>
+        <w:rPr>
+          <w:lang w:val="en_US" w:bidi="en_US"/>
+        </w:rPr>
+      </w:r>
+      <w:r>
+        <w:rPr>
+          <w:lang w:val="en_US" w:bidi="en_US"/>
+        </w:rPr>
+        <w:t>Deuteronomy is written in the form of a treaty, using features commonly found in agreements between nations. It is similar to treaties from the ancient Near East, especially those found in Hittite records. By using this familiar legal and literary form, Moses explains God's purposes to Israel in a way the people could understand.</w:t>
+      </w:r>
+    </w:p>
+    <w:p>
+      <w:pPr/>
+      <w:r>
+        <w:rPr>
+          <w:lang w:val="en_US" w:bidi="en_US"/>
+        </w:rPr>
+      </w:r>
+      <w:r>
+        <w:rPr>
+          <w:lang w:val="en_US" w:bidi="en_US"/>
+        </w:rPr>
+        <w:t>The formal structure of Deuteronomy helps us understand its theological message. As a covenant text, it shows the seriousness of God's promises and Israel's responsibility to obey the covenant's requirements. Through Israel's obedience, they would experience the blessings God had promised.</w:t>
+      </w:r>
+    </w:p>
+    <w:p>
+      <w:pPr/>
+      <w:r>
+        <w:rPr>
+          <w:lang w:val="en_US" w:bidi="en_US"/>
+        </w:rPr>
+      </w:r>
+      <w:r>
+        <w:rPr>
+          <w:lang w:val="en_US" w:bidi="en_US"/>
+        </w:rPr>
+        <w:t>As a farewell speech, the book is also connected to a specific time and place in Israel's history.</w:t>
+      </w:r>
+    </w:p>
+    <w:p>
+      <w:pPr/>
+      <w:r>
+        <w:rPr>
+          <w:lang w:val="en_US" w:bidi="en_US"/>
+        </w:rPr>
+      </w:r>
+      <w:r>
+        <w:rPr>
+          <w:lang w:val="en_US" w:bidi="en_US"/>
+        </w:rPr>
+        <w:t>The following outline shows how Deuteronomy can be understood as a covenant document:</w:t>
       </w:r>
     </w:p>
     <w:p>
@@ -382,14 +466,14 @@
             <w:color w:val="0000EE"/>
             <w:u w:val="single"/>
           </w:rPr>
-          <w:t>1:1–5</w:t>
+          <w:t xml:space="preserve">1:1–5 </w:t>
         </w:r>
       </w:hyperlink>
       <w:r>
         <w:rPr>
           <w:lang w:val="en_US" w:bidi="en_US"/>
         </w:rPr>
-        <w:t xml:space="preserve"> Preamble to the covenant</w:t>
+        <w:t xml:space="preserve">Preamble to the covenant </w:t>
       </w:r>
     </w:p>
     <w:p>
@@ -419,7 +503,7 @@
         <w:rPr>
           <w:lang w:val="en_US" w:bidi="en_US"/>
         </w:rPr>
-        <w:t xml:space="preserve"> Historical prologue</w:t>
+        <w:t xml:space="preserve"> Historical background</w:t>
       </w:r>
     </w:p>
     <w:p>
@@ -449,7 +533,7 @@
         <w:rPr>
           <w:lang w:val="en_US" w:bidi="en_US"/>
         </w:rPr>
-        <w:t xml:space="preserve"> Stipulations of the covenant</w:t>
+        <w:t xml:space="preserve"> Covenant requirements</w:t>
       </w:r>
     </w:p>
     <w:p>
@@ -539,7 +623,7 @@
         <w:rPr>
           <w:lang w:val="en_US" w:bidi="en_US"/>
         </w:rPr>
-        <w:t xml:space="preserve"> Deposit of the text of the covenant</w:t>
+        <w:t xml:space="preserve"> Writing and preserving of the covenant document</w:t>
       </w:r>
     </w:p>
     <w:p>
@@ -569,7 +653,7 @@
         <w:rPr>
           <w:lang w:val="en_US" w:bidi="en_US"/>
         </w:rPr>
-        <w:t xml:space="preserve"> Witnesses of the covenant</w:t>
+        <w:t xml:space="preserve"> Witnesses to the covenant</w:t>
       </w:r>
     </w:p>
     <w:p>
@@ -583,7 +667,7 @@
         <w:rPr>
           <w:lang w:val="en_US" w:bidi="en_US"/>
         </w:rPr>
-        <w:t>The outline embedded in the Bible text reflects Deuteronomy’s structure both as a covenant text and as a farewell speech communicated in a series of sermons.</w:t>
+        <w:t>The outline in the book of Deuteronomy reflects its structure both as a covenant text and as a farewell speech made up of a series of sermons.</w:t>
       </w:r>
     </w:p>
     <w:p>
@@ -594,7 +678,7 @@
         <w:rPr>
           <w:lang w:val="en_US" w:bidi="en_US"/>
         </w:rPr>
-        <w:t>Authorship</w:t>
+        <w:t>Author</w:t>
       </w:r>
     </w:p>
     <w:p>
@@ -608,7 +692,7 @@
         <w:rPr>
           <w:lang w:val="en_US" w:bidi="en_US"/>
         </w:rPr>
-        <w:t xml:space="preserve">Long-standing Jewish and Christian tradition holds that Moses wrote Deuteronomy. Both the Old Testament and New Testament acknowledge Moses’ authorship of the book (see </w:t>
+        <w:t xml:space="preserve">Jewish and Christian traditions have long taught that Moses wrote Deuteronomy. Both the Old Testament and the New Testament identify Moses as the book's author (see </w:t>
       </w:r>
       <w:hyperlink r:id="rId22">
         <w:r>
@@ -619,7 +703,7 @@
             <w:color w:val="0000EE"/>
             <w:u w:val="single"/>
           </w:rPr>
-          <w:t>1 Kgs 2:3</w:t>
+          <w:t>1 Kings 2:3</w:t>
         </w:r>
       </w:hyperlink>
       <w:r>
@@ -637,7 +721,7 @@
             <w:color w:val="0000EE"/>
             <w:u w:val="single"/>
           </w:rPr>
-          <w:t>2 Kgs 14:6</w:t>
+          <w:t>2 Kings 14:6</w:t>
         </w:r>
       </w:hyperlink>
       <w:r>
@@ -655,7 +739,7 @@
             <w:color w:val="0000EE"/>
             <w:u w:val="single"/>
           </w:rPr>
-          <w:t>2 Chr 25:4</w:t>
+          <w:t>2 Chronicles 25:4</w:t>
         </w:r>
       </w:hyperlink>
       <w:r>
@@ -691,7 +775,7 @@
             <w:color w:val="0000EE"/>
             <w:u w:val="single"/>
           </w:rPr>
-          <w:t>Matt 19:7</w:t>
+          <w:t>Matthew 19:7</w:t>
         </w:r>
       </w:hyperlink>
       <w:r>
@@ -763,7 +847,7 @@
             <w:color w:val="0000EE"/>
             <w:u w:val="single"/>
           </w:rPr>
-          <w:t>Rom 10:19</w:t>
+          <w:t>Romans 10:19</w:t>
         </w:r>
       </w:hyperlink>
       <w:r>
@@ -781,7 +865,7 @@
             <w:color w:val="0000EE"/>
             <w:u w:val="single"/>
           </w:rPr>
-          <w:t>1 Cor 9:9</w:t>
+          <w:t>1 Corinthians 9:9</w:t>
         </w:r>
       </w:hyperlink>
       <w:r>
@@ -802,7 +886,7 @@
         <w:rPr>
           <w:lang w:val="en_US" w:bidi="en_US"/>
         </w:rPr>
-        <w:t xml:space="preserve">However, during the past two hundred years, critical scholars have denied that Moses wrote Deuteronomy. Some scholars identify Deuteronomy as the scroll found in the Temple in King Josiah’s time (around 621 BC; see </w:t>
+        <w:t xml:space="preserve">However, over the past two hundred years, many scholars have argued that Moses did not write Deuteronomy. Some identify Deuteronomy with the scroll found in the temple during the reign of King Josiah (around 621 BC; see </w:t>
       </w:r>
       <w:hyperlink r:id="rId32">
         <w:r>
@@ -813,14 +897,14 @@
             <w:color w:val="0000EE"/>
             <w:u w:val="single"/>
           </w:rPr>
-          <w:t>2 Kgs 22:8–20</w:t>
+          <w:t>2 Kings 22:8–20</w:t>
         </w:r>
       </w:hyperlink>
       <w:r>
         <w:rPr>
           <w:lang w:val="en_US" w:bidi="en_US"/>
         </w:rPr>
-        <w:t>) and argue that Deuteronomy should be dated in close proximity to that time. Some also attribute editorial additions as late as the period following the Exile (538 BC and later).</w:t>
+        <w:t>). They argue that the book was written or completed around that time. Other scholars believe that editors added material later, including during or after the Israelite exile in Babylon (538 BC and later).</w:t>
       </w:r>
     </w:p>
     <w:p>
@@ -834,7 +918,7 @@
         <w:rPr>
           <w:lang w:val="en_US" w:bidi="en_US"/>
         </w:rPr>
-        <w:t>Archaeologists have discovered Hittite treaty texts originating in the Late Bronze Age (1500–1200 BC), around the time of Moses. These texts, which contain a number of similarities to Deuteronomy, provide support for an early authorship of the book. Some scholars compare Deuteronomy to seventh-century Assyrian treaty texts that are closer to Josiah’s time. However, the Hittite texts are more similar to Deuteronomy in structure and content than the Assyrian examples, making it less likely that Deuteronomy was written during the later period.</w:t>
+        <w:t>Archaeologists have discovered Hittite treaty texts from the Late Bronze Age (1500–1200 BC), the period when Moses is traditionally believed to have lived. These texts share several features with Deuteronomy and support the view that the book was written at an early date.</w:t>
       </w:r>
     </w:p>
     <w:p>
@@ -848,48 +932,7 @@
         <w:rPr>
           <w:lang w:val="en_US" w:bidi="en_US"/>
         </w:rPr>
-        <w:t xml:space="preserve">In short, the traditional viewpoint that Moses authored the majority of the book is a reasonable conclusion. Certain editorial additions were included later (e.g., the account of Moses’ death; </w:t>
-      </w:r>
-      <w:hyperlink r:id="rId33">
-        <w:r>
-          <w:rPr>
-            <w:lang w:val="en_US" w:bidi="en_US"/>
-          </w:rPr>
-          <w:rPr>
-            <w:color w:val="0000EE"/>
-            <w:u w:val="single"/>
-          </w:rPr>
-          <w:t>34:5–12</w:t>
-        </w:r>
-      </w:hyperlink>
-      <w:r>
-        <w:rPr>
-          <w:lang w:val="en_US" w:bidi="en_US"/>
-        </w:rPr>
-        <w:t xml:space="preserve">). See further </w:t>
-      </w:r>
-      <w:r>
-        <w:rPr>
-          <w:lang w:val="en_US" w:bidi="en_US"/>
-        </w:rPr>
-        <w:t>Genesis Book Introduction,</w:t>
-      </w:r>
-      <w:r>
-        <w:rPr>
-          <w:lang w:val="en_US" w:bidi="en_US"/>
-        </w:rPr>
-        <w:t xml:space="preserve"> “Authorship.”</w:t>
-      </w:r>
-    </w:p>
-    <w:p>
-      <w:pPr>
-        <w:pStyle w:val="Heading2"/>
-      </w:pPr>
-      <w:r>
-        <w:rPr>
-          <w:lang w:val="en_US" w:bidi="en_US"/>
-        </w:rPr>
-        <w:t>Literary Form</w:t>
+        <w:t>Some scholars compare Deuteronomy to Assyrian treaty texts from the seventh century BC, which are closer in time to King Josiah. However, the Hittite texts are more similar to Deuteronomy in both structure and content than the Assyrian texts. For this reason, some scholars believe it is less likely that Deuteronomy was written during the later period.</w:t>
       </w:r>
     </w:p>
     <w:p>
@@ -903,7 +946,48 @@
         <w:rPr>
           <w:lang w:val="en_US" w:bidi="en_US"/>
         </w:rPr>
-        <w:t>Deuteronomy’s structure resembles other treaty texts drawn up between various nations in the period of the Exodus and the conquest. Some of these were treaties between equals, while others were suzerain-vassal treaties. In a suzerain-vassal treaty, the superior party (the suzerain, or “great king”) would make demands of and offer promises to subject peoples (the vassals) in return for their unqualified obedience.</w:t>
+        <w:t>In summary, the traditional view that Moses wrote most of Deuteronomy is a reasonable conclusion. Some parts were added later by editors, such as the account of the death of Moses (</w:t>
+      </w:r>
+      <w:hyperlink r:id="rId33">
+        <w:r>
+          <w:rPr>
+            <w:lang w:val="en_US" w:bidi="en_US"/>
+          </w:rPr>
+          <w:rPr>
+            <w:color w:val="0000EE"/>
+            <w:u w:val="single"/>
+          </w:rPr>
+          <w:t>Deuteronomy 34:5–12</w:t>
+        </w:r>
+      </w:hyperlink>
+      <w:r>
+        <w:rPr>
+          <w:lang w:val="en_US" w:bidi="en_US"/>
+        </w:rPr>
+        <w:t xml:space="preserve">). For more information, see the </w:t>
+      </w:r>
+      <w:r>
+        <w:rPr>
+          <w:lang w:val="en_US" w:bidi="en_US"/>
+        </w:rPr>
+        <w:t>Genesis Book Introduction</w:t>
+      </w:r>
+      <w:r>
+        <w:rPr>
+          <w:lang w:val="en_US" w:bidi="en_US"/>
+        </w:rPr>
+        <w:t xml:space="preserve"> under "Author."</w:t>
+      </w:r>
+    </w:p>
+    <w:p>
+      <w:pPr>
+        <w:pStyle w:val="Heading2"/>
+      </w:pPr>
+      <w:r>
+        <w:rPr>
+          <w:lang w:val="en_US" w:bidi="en_US"/>
+        </w:rPr>
+        <w:t>Literary Form</w:t>
       </w:r>
     </w:p>
     <w:p>
@@ -917,7 +1001,7 @@
         <w:rPr>
           <w:lang w:val="en_US" w:bidi="en_US"/>
         </w:rPr>
-        <w:t>Deuteronomy is a suzerain-vassal treaty between God and Israel. God called the Israelites out of bondage in Egypt to be his servant people. He took the lead in the relationship, determined the terms for maintaining the treaty, and offered promises of blessing if Israel obeyed and judgment if the nation disobeyed.</w:t>
+        <w:t>The structure of Deuteronomy is similar to that of other treaty documents used between nations during the time of the exodus and the conquest of Canaan. Some of these treaties were made between equal nations. Others were made between a stronger ruler and a weaker people.</w:t>
       </w:r>
     </w:p>
     <w:p>
@@ -931,36 +1015,7 @@
         <w:rPr>
           <w:lang w:val="en_US" w:bidi="en_US"/>
         </w:rPr>
-        <w:t>Moses’ use of the suzerain-vassal treaty format makes it clear that Deuteronomy is a covenant text. God chose Israel to be his special people. It was not the covenant that made them so, for they were already identified as God’s people before the Exodus (</w:t>
-      </w:r>
-      <w:hyperlink r:id="rId34">
-        <w:r>
-          <w:rPr>
-            <w:lang w:val="en_US" w:bidi="en_US"/>
-          </w:rPr>
-          <w:rPr>
-            <w:color w:val="0000EE"/>
-            <w:u w:val="single"/>
-          </w:rPr>
-          <w:t>Exod 4:22–23</w:t>
-        </w:r>
-      </w:hyperlink>
-      <w:r>
-        <w:rPr>
-          <w:lang w:val="en_US" w:bidi="en_US"/>
-        </w:rPr>
-        <w:t>). Rather, the text of the covenant regulated their behavior. By reviewing the covenant with this generation of Israelites, Moses ensured that they would enter the Promised Land as God’s covenant people.</w:t>
-      </w:r>
-    </w:p>
-    <w:p>
-      <w:pPr>
-        <w:pStyle w:val="Heading2"/>
-      </w:pPr>
-      <w:r>
-        <w:rPr>
-          <w:lang w:val="en_US" w:bidi="en_US"/>
-        </w:rPr>
-        <w:t>Meaning and Message</w:t>
+        <w:t>In this second type of treaty, called a suzerain-vassal treaty, the stronger ruler (the suzerain, or "great king") gave commands and made promises to the weaker people (the vassals). In return, the vassals were expected to obey completely.</w:t>
       </w:r>
     </w:p>
     <w:p>
@@ -974,7 +1029,7 @@
         <w:rPr>
           <w:lang w:val="en_US" w:bidi="en_US"/>
         </w:rPr>
-        <w:t>The covenant is the leading theme of Deuteronomy—and perhaps of the entire Old Testament. The covenant provided the means for the Lord to unite himself to Israel. The covenant stated that the Lord was Israel’s God, Israel was God’s people, and the relationship between them would achieve God’s redemptive purposes. This awesome privilege also included profound responsibility. Could Israel conduct itself in a manner that would guarantee the success of its mission? What standards of behavior would enable them to fulfill their calling?</w:t>
+        <w:t>Deuteronomy is a suzerain-vassal treaty between God and Israel. God brought the Israelites out of slavery in Egypt and chose them to be his people and servants. He took the initiative in this relationship, established the terms of the covenant, and promised blessings if Israel obeyed. He also warned of judgment if the nation disobeyed.</w:t>
       </w:r>
     </w:p>
     <w:p>
@@ -988,7 +1043,78 @@
         <w:rPr>
           <w:lang w:val="en_US" w:bidi="en_US"/>
         </w:rPr>
-        <w:t>Israel had the freedom to accept or reject God’s covenant (</w:t>
+        <w:t>By using the suzerain-vassal treaty format, Moses shows that Deuteronomy is a covenant document. God chose Israel to be his special people. The covenant did not make them God's people, because God had already identified them as his people before the exodus (</w:t>
+      </w:r>
+      <w:hyperlink r:id="rId34">
+        <w:r>
+          <w:rPr>
+            <w:lang w:val="en_US" w:bidi="en_US"/>
+          </w:rPr>
+          <w:rPr>
+            <w:color w:val="0000EE"/>
+            <w:u w:val="single"/>
+          </w:rPr>
+          <w:t>Exodus 4:22–23</w:t>
+        </w:r>
+      </w:hyperlink>
+      <w:r>
+        <w:rPr>
+          <w:lang w:val="en_US" w:bidi="en_US"/>
+        </w:rPr>
+        <w:t>). Instead, the covenant set out how God's people were to live. By reviewing the covenant with this generation of Israelites, Moses prepared them to enter the promised land as God's covenant people.</w:t>
+      </w:r>
+    </w:p>
+    <w:p>
+      <w:pPr>
+        <w:pStyle w:val="Heading2"/>
+      </w:pPr>
+      <w:r>
+        <w:rPr>
+          <w:lang w:val="en_US" w:bidi="en_US"/>
+        </w:rPr>
+        <w:t>Meaning and Message</w:t>
+      </w:r>
+    </w:p>
+    <w:p>
+      <w:pPr/>
+      <w:r>
+        <w:rPr>
+          <w:lang w:val="en_US" w:bidi="en_US"/>
+        </w:rPr>
+      </w:r>
+      <w:r>
+        <w:rPr>
+          <w:lang w:val="en_US" w:bidi="en_US"/>
+        </w:rPr>
+        <w:t>The covenant is the central theme of Deuteronomy and may be one of the main themes of the entire Old Testament. Through the covenant, the Lord joined himself to Israel in a special relationship. The covenant declared that the Lord was Israel's God, that Israel was his people, and that their relationship would accomplish God's plan of redemption (his work to save and restore people).</w:t>
+      </w:r>
+    </w:p>
+    <w:p>
+      <w:pPr/>
+      <w:r>
+        <w:rPr>
+          <w:lang w:val="en_US" w:bidi="en_US"/>
+        </w:rPr>
+      </w:r>
+      <w:r>
+        <w:rPr>
+          <w:lang w:val="en_US" w:bidi="en_US"/>
+        </w:rPr>
+        <w:t>This great privilege also brought great responsibility. Would Israel live in a way that allowed them to carry out their mission? What standards of behavior would help them fulfill their calling?</w:t>
+      </w:r>
+    </w:p>
+    <w:p>
+      <w:pPr/>
+      <w:r>
+        <w:rPr>
+          <w:lang w:val="en_US" w:bidi="en_US"/>
+        </w:rPr>
+      </w:r>
+      <w:r>
+        <w:rPr>
+          <w:lang w:val="en_US" w:bidi="en_US"/>
+        </w:rPr>
+        <w:t>Israel was free to accept or reject God's covenant (</w:t>
       </w:r>
       <w:hyperlink r:id="rId35">
         <w:r>
@@ -999,14 +1125,14 @@
             <w:color w:val="0000EE"/>
             <w:u w:val="single"/>
           </w:rPr>
-          <w:t>Exod 19:7–8</w:t>
+          <w:t>Exodus 19:7–8</w:t>
         </w:r>
       </w:hyperlink>
       <w:r>
         <w:rPr>
           <w:lang w:val="en_US" w:bidi="en_US"/>
         </w:rPr>
-        <w:t>). Once they accepted it, the distribution of blessings and curses, as outlined within the covenant, depended on whether they obeyed or disobeyed (</w:t>
+        <w:t>). After accepting it, the people would experience either blessings or curses, depending on whether they obeyed or disobeyed God's commands (</w:t>
       </w:r>
       <w:hyperlink r:id="rId36">
         <w:r>
@@ -1042,7 +1168,21 @@
         <w:rPr>
           <w:lang w:val="en_US" w:bidi="en_US"/>
         </w:rPr>
-        <w:t>). Yet even disobedience could be overcome if the nation would repent, return, and be restored to covenant fellowship (</w:t>
+        <w:t xml:space="preserve">). </w:t>
+      </w:r>
+    </w:p>
+    <w:p>
+      <w:pPr/>
+      <w:r>
+        <w:rPr>
+          <w:lang w:val="en_US" w:bidi="en_US"/>
+        </w:rPr>
+      </w:r>
+      <w:r>
+        <w:rPr>
+          <w:lang w:val="en_US" w:bidi="en_US"/>
+        </w:rPr>
+        <w:t>Even when Israel disobeyed, there was still hope. If the nation repented, returned to the Lord, and renewed its covenant relationship with him, God would restore them (</w:t>
       </w:r>
       <w:hyperlink r:id="rId38">
         <w:r>
@@ -1071,7 +1211,7 @@
             <w:color w:val="0000EE"/>
             <w:u w:val="single"/>
           </w:rPr>
-          <w:t>Lev 26:40–45</w:t>
+          <w:t>Leviticus 26:40–45</w:t>
         </w:r>
       </w:hyperlink>
       <w:r>
@@ -1092,7 +1232,7 @@
         <w:rPr>
           <w:lang w:val="en_US" w:bidi="en_US"/>
         </w:rPr>
-        <w:t>This covenant did not make Israel God’s people; God’s promise of a national offspring to Abraham had already done that (</w:t>
+        <w:t>This covenant did not make Israel God's people. God had already made that promise to Abraham when he promised to make his descendants into a nation (</w:t>
       </w:r>
       <w:hyperlink r:id="rId40">
         <w:r>
@@ -1103,14 +1243,14 @@
             <w:color w:val="0000EE"/>
             <w:u w:val="single"/>
           </w:rPr>
-          <w:t>Gen 17:1–8</w:t>
+          <w:t>Genesis 17:1–8</w:t>
         </w:r>
       </w:hyperlink>
       <w:r>
         <w:rPr>
           <w:lang w:val="en_US" w:bidi="en_US"/>
         </w:rPr>
-        <w:t>). The covenant made at Sinai gave Israel the privilege of serving the Lord as a kingdom of priests (</w:t>
+        <w:t>). The covenant at Mount Sinai gave Israel the privilege of serving the Lord as a kingdom of priests (</w:t>
       </w:r>
       <w:hyperlink r:id="rId41">
         <w:r>
@@ -1121,14 +1261,14 @@
             <w:color w:val="0000EE"/>
             <w:u w:val="single"/>
           </w:rPr>
-          <w:t>Exod 19:4–6</w:t>
+          <w:t>Exodus 19:4–6</w:t>
         </w:r>
       </w:hyperlink>
       <w:r>
         <w:rPr>
           <w:lang w:val="en_US" w:bidi="en_US"/>
         </w:rPr>
-        <w:t>). Deuteronomy reiterates the terms and conditions of that covenant: If Israel could remain faithful in its role as a “kingdom of priests and [God’s] holy nation,” it would direct God’s blessings to the whole world.</w:t>
+        <w:t xml:space="preserve">). </w:t>
       </w:r>
     </w:p>
     <w:p>
@@ -1142,7 +1282,59 @@
         <w:rPr>
           <w:lang w:val="en_US" w:bidi="en_US"/>
         </w:rPr>
-        <w:t>The Israelites were the unique people of God. God made promises to the nation’s forefathers that he fulfilled in the Exodus and in creating the nation. He was ready to solidify Israel in the conquest of the Promised Land and move the nation forward until his purposes were complete. The book of Deuteronomy established the principles of faithful life and ministry that would ensure Israel’s ongoing relationship with God in achieving those objectives. Israel had the indescribable honor of partnering with Almighty God to bring about his plan for the ages.</w:t>
+        <w:t>Deuteronomy restates the terms of this covenant. If Israel remained faithful in its role as a "</w:t>
+      </w:r>
+      <w:r>
+        <w:rPr>
+          <w:lang w:val="en_US" w:bidi="en_US"/>
+        </w:rPr>
+        <w:t xml:space="preserve">a kingdom of priests" </w:t>
+      </w:r>
+      <w:r>
+        <w:rPr>
+          <w:lang w:val="en_US" w:bidi="en_US"/>
+        </w:rPr>
+        <w:t>and God's</w:t>
+      </w:r>
+      <w:r>
+        <w:rPr>
+          <w:lang w:val="en_US" w:bidi="en_US"/>
+        </w:rPr>
+        <w:t xml:space="preserve"> "holy nation,</w:t>
+      </w:r>
+      <w:r>
+        <w:rPr>
+          <w:lang w:val="en_US" w:bidi="en_US"/>
+        </w:rPr>
+        <w:t>" it would be a means through which God's blessings would reach the world.</w:t>
+      </w:r>
+    </w:p>
+    <w:p>
+      <w:pPr/>
+      <w:r>
+        <w:rPr>
+          <w:lang w:val="en_US" w:bidi="en_US"/>
+        </w:rPr>
+      </w:r>
+      <w:r>
+        <w:rPr>
+          <w:lang w:val="en_US" w:bidi="en_US"/>
+        </w:rPr>
+        <w:t>The Israelites were God's chosen people. God had made promises to their ancestors, and he fulfilled those promises through the exodus from Egypt and the formation of the nation. He was now ready to establish Israel in the promised land through the conquest of Canaan and to continue working through them until his purposes were fulfilled.</w:t>
+      </w:r>
+    </w:p>
+    <w:p>
+      <w:pPr/>
+      <w:r>
+        <w:rPr>
+          <w:lang w:val="en_US" w:bidi="en_US"/>
+        </w:rPr>
+      </w:r>
+      <w:r>
+        <w:rPr>
+          <w:lang w:val="en_US" w:bidi="en_US"/>
+        </w:rPr>
+        <w:t>Deuteronomy sets out the principles for faithful living and service to God. These principles would help Israel remain faithful to the Lord as they took part in his purposes. Israel had the great honor of working with Almighty God as he carried out his plan for all nations.</w:t>
       </w:r>
       <w:r>
         <w:rPr>

--- a/eng/docx/05.content.docx
+++ b/eng/docx/05.content.docx
@@ -19,7 +19,7 @@
         <w:rPr>
           <w:lang w:val="en_US" w:bidi="en_US"/>
         </w:rPr>
-        <w:t>Resource: Tyndale Open Study Notes</w:t>
+        <w:t>Resource: Aquifer Open Study Notes (Book Intros)</w:t>
       </w:r>
       <w:r>
         <w:rPr>
@@ -112,7 +112,7 @@
         <w:rPr>
           <w:lang w:val="en_US" w:bidi="en_US"/>
         </w:rPr>
-        <w:t>Tyndale Open Study Notes</w:t>
+        <w:t>Aquifer Open Study Notes (Book Intros)</w:t>
       </w:r>
     </w:p>
     <w:p>

--- a/eng/docx/05.content.docx
+++ b/eng/docx/05.content.docx
@@ -233,18 +233,12 @@
         </w:rPr>
         <w:t>God first revealed Israel's national "constitution" (the basic laws that guided the nation) to Moses at Mount Sinai (</w:t>
       </w:r>
-      <w:hyperlink r:id="rId13">
-        <w:r>
-          <w:rPr>
-            <w:lang w:val="en_US" w:bidi="en_US"/>
-          </w:rPr>
-          <w:rPr>
-            <w:color w:val="0000EE"/>
-            <w:u w:val="single"/>
-          </w:rPr>
-          <w:t>Exodus 20–23</w:t>
-        </w:r>
-      </w:hyperlink>
+      <w:r>
+        <w:rPr>
+          <w:lang w:val="en_US" w:bidi="en_US"/>
+        </w:rPr>
+        <w:t>Exodus 20–23</w:t>
+      </w:r>
       <w:r>
         <w:rPr>
           <w:lang w:val="en_US" w:bidi="en_US"/>
@@ -332,18 +326,12 @@
         </w:rPr>
         <w:t>God had first made this covenant with Israel 38 years earlier at Mount Sinai (</w:t>
       </w:r>
-      <w:hyperlink r:id="rId14">
-        <w:r>
-          <w:rPr>
-            <w:lang w:val="en_US" w:bidi="en_US"/>
-          </w:rPr>
-          <w:rPr>
-            <w:color w:val="0000EE"/>
-            <w:u w:val="single"/>
-          </w:rPr>
-          <w:t>Exodus 19–24</w:t>
-        </w:r>
-      </w:hyperlink>
+      <w:r>
+        <w:rPr>
+          <w:lang w:val="en_US" w:bidi="en_US"/>
+        </w:rPr>
+        <w:t>Exodus 19–24</w:t>
+      </w:r>
       <w:r>
         <w:rPr>
           <w:lang w:val="en_US" w:bidi="en_US"/>
@@ -457,18 +445,12 @@
           <w:lang w:val="en_US" w:bidi="en_US"/>
         </w:rPr>
       </w:r>
-      <w:hyperlink r:id="rId15">
-        <w:r>
-          <w:rPr>
-            <w:lang w:val="en_US" w:bidi="en_US"/>
-          </w:rPr>
-          <w:rPr>
-            <w:color w:val="0000EE"/>
-            <w:u w:val="single"/>
-          </w:rPr>
-          <w:t xml:space="preserve">1:1–5 </w:t>
-        </w:r>
-      </w:hyperlink>
+      <w:r>
+        <w:rPr>
+          <w:lang w:val="en_US" w:bidi="en_US"/>
+        </w:rPr>
+        <w:t xml:space="preserve">1:1–5 </w:t>
+      </w:r>
       <w:r>
         <w:rPr>
           <w:lang w:val="en_US" w:bidi="en_US"/>
@@ -487,18 +469,12 @@
           <w:lang w:val="en_US" w:bidi="en_US"/>
         </w:rPr>
       </w:r>
-      <w:hyperlink r:id="rId16">
-        <w:r>
-          <w:rPr>
-            <w:lang w:val="en_US" w:bidi="en_US"/>
-          </w:rPr>
-          <w:rPr>
-            <w:color w:val="0000EE"/>
-            <w:u w:val="single"/>
-          </w:rPr>
-          <w:t>1:6–4:49</w:t>
-        </w:r>
-      </w:hyperlink>
+      <w:r>
+        <w:rPr>
+          <w:lang w:val="en_US" w:bidi="en_US"/>
+        </w:rPr>
+        <w:t>1:6–4:49</w:t>
+      </w:r>
       <w:r>
         <w:rPr>
           <w:lang w:val="en_US" w:bidi="en_US"/>
@@ -517,18 +493,12 @@
           <w:lang w:val="en_US" w:bidi="en_US"/>
         </w:rPr>
       </w:r>
-      <w:hyperlink r:id="rId17">
-        <w:r>
-          <w:rPr>
-            <w:lang w:val="en_US" w:bidi="en_US"/>
-          </w:rPr>
-          <w:rPr>
-            <w:color w:val="0000EE"/>
-            <w:u w:val="single"/>
-          </w:rPr>
-          <w:t>5:1–26:15</w:t>
-        </w:r>
-      </w:hyperlink>
+      <w:r>
+        <w:rPr>
+          <w:lang w:val="en_US" w:bidi="en_US"/>
+        </w:rPr>
+        <w:t>5:1–26:15</w:t>
+      </w:r>
       <w:r>
         <w:rPr>
           <w:lang w:val="en_US" w:bidi="en_US"/>
@@ -547,18 +517,12 @@
           <w:lang w:val="en_US" w:bidi="en_US"/>
         </w:rPr>
       </w:r>
-      <w:hyperlink r:id="rId18">
-        <w:r>
-          <w:rPr>
-            <w:lang w:val="en_US" w:bidi="en_US"/>
-          </w:rPr>
-          <w:rPr>
-            <w:color w:val="0000EE"/>
-            <w:u w:val="single"/>
-          </w:rPr>
-          <w:t>26:16–29:1</w:t>
-        </w:r>
-      </w:hyperlink>
+      <w:r>
+        <w:rPr>
+          <w:lang w:val="en_US" w:bidi="en_US"/>
+        </w:rPr>
+        <w:t>26:16–29:1</w:t>
+      </w:r>
       <w:r>
         <w:rPr>
           <w:lang w:val="en_US" w:bidi="en_US"/>
@@ -577,18 +541,12 @@
           <w:lang w:val="en_US" w:bidi="en_US"/>
         </w:rPr>
       </w:r>
-      <w:hyperlink r:id="rId19">
-        <w:r>
-          <w:rPr>
-            <w:lang w:val="en_US" w:bidi="en_US"/>
-          </w:rPr>
-          <w:rPr>
-            <w:color w:val="0000EE"/>
-            <w:u w:val="single"/>
-          </w:rPr>
-          <w:t>29:2–30:20</w:t>
-        </w:r>
-      </w:hyperlink>
+      <w:r>
+        <w:rPr>
+          <w:lang w:val="en_US" w:bidi="en_US"/>
+        </w:rPr>
+        <w:t>29:2–30:20</w:t>
+      </w:r>
       <w:r>
         <w:rPr>
           <w:lang w:val="en_US" w:bidi="en_US"/>
@@ -607,18 +565,12 @@
           <w:lang w:val="en_US" w:bidi="en_US"/>
         </w:rPr>
       </w:r>
-      <w:hyperlink r:id="rId20">
-        <w:r>
-          <w:rPr>
-            <w:lang w:val="en_US" w:bidi="en_US"/>
-          </w:rPr>
-          <w:rPr>
-            <w:color w:val="0000EE"/>
-            <w:u w:val="single"/>
-          </w:rPr>
-          <w:t>31:1–29</w:t>
-        </w:r>
-      </w:hyperlink>
+      <w:r>
+        <w:rPr>
+          <w:lang w:val="en_US" w:bidi="en_US"/>
+        </w:rPr>
+        <w:t>31:1–29</w:t>
+      </w:r>
       <w:r>
         <w:rPr>
           <w:lang w:val="en_US" w:bidi="en_US"/>
@@ -637,18 +589,12 @@
           <w:lang w:val="en_US" w:bidi="en_US"/>
         </w:rPr>
       </w:r>
-      <w:hyperlink r:id="rId21">
-        <w:r>
-          <w:rPr>
-            <w:lang w:val="en_US" w:bidi="en_US"/>
-          </w:rPr>
-          <w:rPr>
-            <w:color w:val="0000EE"/>
-            <w:u w:val="single"/>
-          </w:rPr>
-          <w:t>31:30–32:43</w:t>
-        </w:r>
-      </w:hyperlink>
+      <w:r>
+        <w:rPr>
+          <w:lang w:val="en_US" w:bidi="en_US"/>
+        </w:rPr>
+        <w:t>31:30–32:43</w:t>
+      </w:r>
       <w:r>
         <w:rPr>
           <w:lang w:val="en_US" w:bidi="en_US"/>
@@ -694,180 +640,120 @@
         </w:rPr>
         <w:t xml:space="preserve">Jewish and Christian traditions have long taught that Moses wrote Deuteronomy. Both the Old Testament and the New Testament identify Moses as the book's author (see </w:t>
       </w:r>
-      <w:hyperlink r:id="rId22">
-        <w:r>
-          <w:rPr>
-            <w:lang w:val="en_US" w:bidi="en_US"/>
-          </w:rPr>
-          <w:rPr>
-            <w:color w:val="0000EE"/>
-            <w:u w:val="single"/>
-          </w:rPr>
-          <w:t>1 Kings 2:3</w:t>
-        </w:r>
-      </w:hyperlink>
+      <w:r>
+        <w:rPr>
+          <w:lang w:val="en_US" w:bidi="en_US"/>
+        </w:rPr>
+        <w:t>1 Kings 2:3</w:t>
+      </w:r>
       <w:r>
         <w:rPr>
           <w:lang w:val="en_US" w:bidi="en_US"/>
         </w:rPr>
         <w:t xml:space="preserve">; </w:t>
       </w:r>
-      <w:hyperlink r:id="rId23">
-        <w:r>
-          <w:rPr>
-            <w:lang w:val="en_US" w:bidi="en_US"/>
-          </w:rPr>
-          <w:rPr>
-            <w:color w:val="0000EE"/>
-            <w:u w:val="single"/>
-          </w:rPr>
-          <w:t>2 Kings 14:6</w:t>
-        </w:r>
-      </w:hyperlink>
+      <w:r>
+        <w:rPr>
+          <w:lang w:val="en_US" w:bidi="en_US"/>
+        </w:rPr>
+        <w:t>2 Kings 14:6</w:t>
+      </w:r>
       <w:r>
         <w:rPr>
           <w:lang w:val="en_US" w:bidi="en_US"/>
         </w:rPr>
         <w:t xml:space="preserve">; </w:t>
       </w:r>
-      <w:hyperlink r:id="rId24">
-        <w:r>
-          <w:rPr>
-            <w:lang w:val="en_US" w:bidi="en_US"/>
-          </w:rPr>
-          <w:rPr>
-            <w:color w:val="0000EE"/>
-            <w:u w:val="single"/>
-          </w:rPr>
-          <w:t>2 Chronicles 25:4</w:t>
-        </w:r>
-      </w:hyperlink>
+      <w:r>
+        <w:rPr>
+          <w:lang w:val="en_US" w:bidi="en_US"/>
+        </w:rPr>
+        <w:t>2 Chronicles 25:4</w:t>
+      </w:r>
       <w:r>
         <w:rPr>
           <w:lang w:val="en_US" w:bidi="en_US"/>
         </w:rPr>
         <w:t xml:space="preserve">; </w:t>
       </w:r>
-      <w:hyperlink r:id="rId25">
-        <w:r>
-          <w:rPr>
-            <w:lang w:val="en_US" w:bidi="en_US"/>
-          </w:rPr>
-          <w:rPr>
-            <w:color w:val="0000EE"/>
-            <w:u w:val="single"/>
-          </w:rPr>
-          <w:t>Ezra 3:2</w:t>
-        </w:r>
-      </w:hyperlink>
+      <w:r>
+        <w:rPr>
+          <w:lang w:val="en_US" w:bidi="en_US"/>
+        </w:rPr>
+        <w:t>Ezra 3:2</w:t>
+      </w:r>
       <w:r>
         <w:rPr>
           <w:lang w:val="en_US" w:bidi="en_US"/>
         </w:rPr>
         <w:t xml:space="preserve">; </w:t>
       </w:r>
-      <w:hyperlink r:id="rId26">
-        <w:r>
-          <w:rPr>
-            <w:lang w:val="en_US" w:bidi="en_US"/>
-          </w:rPr>
-          <w:rPr>
-            <w:color w:val="0000EE"/>
-            <w:u w:val="single"/>
-          </w:rPr>
-          <w:t>Matthew 19:7</w:t>
-        </w:r>
-      </w:hyperlink>
+      <w:r>
+        <w:rPr>
+          <w:lang w:val="en_US" w:bidi="en_US"/>
+        </w:rPr>
+        <w:t>Matthew 19:7</w:t>
+      </w:r>
       <w:r>
         <w:rPr>
           <w:lang w:val="en_US" w:bidi="en_US"/>
         </w:rPr>
         <w:t xml:space="preserve">; </w:t>
       </w:r>
-      <w:hyperlink r:id="rId27">
-        <w:r>
-          <w:rPr>
-            <w:lang w:val="en_US" w:bidi="en_US"/>
-          </w:rPr>
-          <w:rPr>
-            <w:color w:val="0000EE"/>
-            <w:u w:val="single"/>
-          </w:rPr>
-          <w:t>Mark 12:19</w:t>
-        </w:r>
-      </w:hyperlink>
+      <w:r>
+        <w:rPr>
+          <w:lang w:val="en_US" w:bidi="en_US"/>
+        </w:rPr>
+        <w:t>Mark 12:19</w:t>
+      </w:r>
       <w:r>
         <w:rPr>
           <w:lang w:val="en_US" w:bidi="en_US"/>
         </w:rPr>
         <w:t xml:space="preserve">; </w:t>
       </w:r>
-      <w:hyperlink r:id="rId28">
-        <w:r>
-          <w:rPr>
-            <w:lang w:val="en_US" w:bidi="en_US"/>
-          </w:rPr>
-          <w:rPr>
-            <w:color w:val="0000EE"/>
-            <w:u w:val="single"/>
-          </w:rPr>
-          <w:t>Luke 20:28</w:t>
-        </w:r>
-      </w:hyperlink>
+      <w:r>
+        <w:rPr>
+          <w:lang w:val="en_US" w:bidi="en_US"/>
+        </w:rPr>
+        <w:t>Luke 20:28</w:t>
+      </w:r>
       <w:r>
         <w:rPr>
           <w:lang w:val="en_US" w:bidi="en_US"/>
         </w:rPr>
         <w:t xml:space="preserve">; </w:t>
       </w:r>
-      <w:hyperlink r:id="rId29">
-        <w:r>
-          <w:rPr>
-            <w:lang w:val="en_US" w:bidi="en_US"/>
-          </w:rPr>
-          <w:rPr>
-            <w:color w:val="0000EE"/>
-            <w:u w:val="single"/>
-          </w:rPr>
-          <w:t>Acts 3:22–23</w:t>
-        </w:r>
-      </w:hyperlink>
+      <w:r>
+        <w:rPr>
+          <w:lang w:val="en_US" w:bidi="en_US"/>
+        </w:rPr>
+        <w:t>Acts 3:22–23</w:t>
+      </w:r>
       <w:r>
         <w:rPr>
           <w:lang w:val="en_US" w:bidi="en_US"/>
         </w:rPr>
         <w:t xml:space="preserve">; </w:t>
       </w:r>
-      <w:hyperlink r:id="rId30">
-        <w:r>
-          <w:rPr>
-            <w:lang w:val="en_US" w:bidi="en_US"/>
-          </w:rPr>
-          <w:rPr>
-            <w:color w:val="0000EE"/>
-            <w:u w:val="single"/>
-          </w:rPr>
-          <w:t>Romans 10:19</w:t>
-        </w:r>
-      </w:hyperlink>
+      <w:r>
+        <w:rPr>
+          <w:lang w:val="en_US" w:bidi="en_US"/>
+        </w:rPr>
+        <w:t>Romans 10:19</w:t>
+      </w:r>
       <w:r>
         <w:rPr>
           <w:lang w:val="en_US" w:bidi="en_US"/>
         </w:rPr>
         <w:t xml:space="preserve">; </w:t>
       </w:r>
-      <w:hyperlink r:id="rId31">
-        <w:r>
-          <w:rPr>
-            <w:lang w:val="en_US" w:bidi="en_US"/>
-          </w:rPr>
-          <w:rPr>
-            <w:color w:val="0000EE"/>
-            <w:u w:val="single"/>
-          </w:rPr>
-          <w:t>1 Corinthians 9:9</w:t>
-        </w:r>
-      </w:hyperlink>
+      <w:r>
+        <w:rPr>
+          <w:lang w:val="en_US" w:bidi="en_US"/>
+        </w:rPr>
+        <w:t>1 Corinthians 9:9</w:t>
+      </w:r>
       <w:r>
         <w:rPr>
           <w:lang w:val="en_US" w:bidi="en_US"/>
@@ -888,18 +774,12 @@
         </w:rPr>
         <w:t xml:space="preserve">However, over the past two hundred years, many scholars have argued that Moses did not write Deuteronomy. Some identify Deuteronomy with the scroll found in the temple during the reign of King Josiah (around 621 BC; see </w:t>
       </w:r>
-      <w:hyperlink r:id="rId32">
-        <w:r>
-          <w:rPr>
-            <w:lang w:val="en_US" w:bidi="en_US"/>
-          </w:rPr>
-          <w:rPr>
-            <w:color w:val="0000EE"/>
-            <w:u w:val="single"/>
-          </w:rPr>
-          <w:t>2 Kings 22:8–20</w:t>
-        </w:r>
-      </w:hyperlink>
+      <w:r>
+        <w:rPr>
+          <w:lang w:val="en_US" w:bidi="en_US"/>
+        </w:rPr>
+        <w:t>2 Kings 22:8–20</w:t>
+      </w:r>
       <w:r>
         <w:rPr>
           <w:lang w:val="en_US" w:bidi="en_US"/>
@@ -948,18 +828,12 @@
         </w:rPr>
         <w:t>In summary, the traditional view that Moses wrote most of Deuteronomy is a reasonable conclusion. Some parts were added later by editors, such as the account of the death of Moses (</w:t>
       </w:r>
-      <w:hyperlink r:id="rId33">
-        <w:r>
-          <w:rPr>
-            <w:lang w:val="en_US" w:bidi="en_US"/>
-          </w:rPr>
-          <w:rPr>
-            <w:color w:val="0000EE"/>
-            <w:u w:val="single"/>
-          </w:rPr>
-          <w:t>Deuteronomy 34:5–12</w:t>
-        </w:r>
-      </w:hyperlink>
+      <w:r>
+        <w:rPr>
+          <w:lang w:val="en_US" w:bidi="en_US"/>
+        </w:rPr>
+        <w:t>Deuteronomy 34:5–12</w:t>
+      </w:r>
       <w:r>
         <w:rPr>
           <w:lang w:val="en_US" w:bidi="en_US"/>
@@ -1045,18 +919,12 @@
         </w:rPr>
         <w:t>By using the suzerain-vassal treaty format, Moses shows that Deuteronomy is a covenant document. God chose Israel to be his special people. The covenant did not make them God's people, because God had already identified them as his people before the exodus (</w:t>
       </w:r>
-      <w:hyperlink r:id="rId34">
-        <w:r>
-          <w:rPr>
-            <w:lang w:val="en_US" w:bidi="en_US"/>
-          </w:rPr>
-          <w:rPr>
-            <w:color w:val="0000EE"/>
-            <w:u w:val="single"/>
-          </w:rPr>
-          <w:t>Exodus 4:22–23</w:t>
-        </w:r>
-      </w:hyperlink>
+      <w:r>
+        <w:rPr>
+          <w:lang w:val="en_US" w:bidi="en_US"/>
+        </w:rPr>
+        <w:t>Exodus 4:22–23</w:t>
+      </w:r>
       <w:r>
         <w:rPr>
           <w:lang w:val="en_US" w:bidi="en_US"/>
@@ -1116,54 +984,36 @@
         </w:rPr>
         <w:t>Israel was free to accept or reject God's covenant (</w:t>
       </w:r>
-      <w:hyperlink r:id="rId35">
-        <w:r>
-          <w:rPr>
-            <w:lang w:val="en_US" w:bidi="en_US"/>
-          </w:rPr>
-          <w:rPr>
-            <w:color w:val="0000EE"/>
-            <w:u w:val="single"/>
-          </w:rPr>
-          <w:t>Exodus 19:7–8</w:t>
-        </w:r>
-      </w:hyperlink>
+      <w:r>
+        <w:rPr>
+          <w:lang w:val="en_US" w:bidi="en_US"/>
+        </w:rPr>
+        <w:t>Exodus 19:7–8</w:t>
+      </w:r>
       <w:r>
         <w:rPr>
           <w:lang w:val="en_US" w:bidi="en_US"/>
         </w:rPr>
         <w:t>). After accepting it, the people would experience either blessings or curses, depending on whether they obeyed or disobeyed God's commands (</w:t>
       </w:r>
-      <w:hyperlink r:id="rId36">
-        <w:r>
-          <w:rPr>
-            <w:lang w:val="en_US" w:bidi="en_US"/>
-          </w:rPr>
-          <w:rPr>
-            <w:color w:val="0000EE"/>
-            <w:u w:val="single"/>
-          </w:rPr>
-          <w:t>28:1–6</w:t>
-        </w:r>
-      </w:hyperlink>
+      <w:r>
+        <w:rPr>
+          <w:lang w:val="en_US" w:bidi="en_US"/>
+        </w:rPr>
+        <w:t>28:1–6</w:t>
+      </w:r>
       <w:r>
         <w:rPr>
           <w:lang w:val="en_US" w:bidi="en_US"/>
         </w:rPr>
         <w:t xml:space="preserve">, </w:t>
       </w:r>
-      <w:hyperlink r:id="rId37">
-        <w:r>
-          <w:rPr>
-            <w:lang w:val="en_US" w:bidi="en_US"/>
-          </w:rPr>
-          <w:rPr>
-            <w:color w:val="0000EE"/>
-            <w:u w:val="single"/>
-          </w:rPr>
-          <w:t>15–19</w:t>
-        </w:r>
-      </w:hyperlink>
+      <w:r>
+        <w:rPr>
+          <w:lang w:val="en_US" w:bidi="en_US"/>
+        </w:rPr>
+        <w:t>15–19</w:t>
+      </w:r>
       <w:r>
         <w:rPr>
           <w:lang w:val="en_US" w:bidi="en_US"/>
@@ -1184,36 +1034,24 @@
         </w:rPr>
         <w:t>Even when Israel disobeyed, there was still hope. If the nation repented, returned to the Lord, and renewed its covenant relationship with him, God would restore them (</w:t>
       </w:r>
-      <w:hyperlink r:id="rId38">
-        <w:r>
-          <w:rPr>
-            <w:lang w:val="en_US" w:bidi="en_US"/>
-          </w:rPr>
-          <w:rPr>
-            <w:color w:val="0000EE"/>
-            <w:u w:val="single"/>
-          </w:rPr>
-          <w:t>30:1–10</w:t>
-        </w:r>
-      </w:hyperlink>
+      <w:r>
+        <w:rPr>
+          <w:lang w:val="en_US" w:bidi="en_US"/>
+        </w:rPr>
+        <w:t>30:1–10</w:t>
+      </w:r>
       <w:r>
         <w:rPr>
           <w:lang w:val="en_US" w:bidi="en_US"/>
         </w:rPr>
         <w:t xml:space="preserve">; see also </w:t>
       </w:r>
-      <w:hyperlink r:id="rId39">
-        <w:r>
-          <w:rPr>
-            <w:lang w:val="en_US" w:bidi="en_US"/>
-          </w:rPr>
-          <w:rPr>
-            <w:color w:val="0000EE"/>
-            <w:u w:val="single"/>
-          </w:rPr>
-          <w:t>Leviticus 26:40–45</w:t>
-        </w:r>
-      </w:hyperlink>
+      <w:r>
+        <w:rPr>
+          <w:lang w:val="en_US" w:bidi="en_US"/>
+        </w:rPr>
+        <w:t>Leviticus 26:40–45</w:t>
+      </w:r>
       <w:r>
         <w:rPr>
           <w:lang w:val="en_US" w:bidi="en_US"/>
@@ -1234,36 +1072,24 @@
         </w:rPr>
         <w:t>This covenant did not make Israel God's people. God had already made that promise to Abraham when he promised to make his descendants into a nation (</w:t>
       </w:r>
-      <w:hyperlink r:id="rId40">
-        <w:r>
-          <w:rPr>
-            <w:lang w:val="en_US" w:bidi="en_US"/>
-          </w:rPr>
-          <w:rPr>
-            <w:color w:val="0000EE"/>
-            <w:u w:val="single"/>
-          </w:rPr>
-          <w:t>Genesis 17:1–8</w:t>
-        </w:r>
-      </w:hyperlink>
+      <w:r>
+        <w:rPr>
+          <w:lang w:val="en_US" w:bidi="en_US"/>
+        </w:rPr>
+        <w:t>Genesis 17:1–8</w:t>
+      </w:r>
       <w:r>
         <w:rPr>
           <w:lang w:val="en_US" w:bidi="en_US"/>
         </w:rPr>
         <w:t>). The covenant at Mount Sinai gave Israel the privilege of serving the Lord as a kingdom of priests (</w:t>
       </w:r>
-      <w:hyperlink r:id="rId41">
-        <w:r>
-          <w:rPr>
-            <w:lang w:val="en_US" w:bidi="en_US"/>
-          </w:rPr>
-          <w:rPr>
-            <w:color w:val="0000EE"/>
-            <w:u w:val="single"/>
-          </w:rPr>
-          <w:t>Exodus 19:4–6</w:t>
-        </w:r>
-      </w:hyperlink>
+      <w:r>
+        <w:rPr>
+          <w:lang w:val="en_US" w:bidi="en_US"/>
+        </w:rPr>
+        <w:t>Exodus 19:4–6</w:t>
+      </w:r>
       <w:r>
         <w:rPr>
           <w:lang w:val="en_US" w:bidi="en_US"/>
